--- a/Books/RPG_Books/ThePrincessAndTheMonsterChef/Notes_ThePrincessAndTheMonsterChef.docx
+++ b/Books/RPG_Books/ThePrincessAndTheMonsterChef/Notes_ThePrincessAndTheMonsterChef.docx
@@ -238,6 +238,141 @@
       <w:pPr>
         <w:pStyle w:val="H3"/>
       </w:pPr>
+      <w:proofErr w:type="spellStart"/>
+      <w:proofErr w:type="gramStart"/>
+      <w:r>
+        <w:t>ss</w:t>
+      </w:r>
+      <w:proofErr w:type="spellEnd"/>
+      <w:proofErr w:type="gramEnd"/>
+    </w:p>
+    <w:p>
+      <w:pPr>
+        <w:pStyle w:val="ListParagraph"/>
+        <w:numPr>
+          <w:ilvl w:val="0"/>
+          <w:numId w:val="5"/>
+        </w:numPr>
+      </w:pPr>
+      <w:r>
+        <w:t>Light</w:t>
+      </w:r>
+    </w:p>
+    <w:p>
+      <w:pPr>
+        <w:pStyle w:val="ListParagraph"/>
+        <w:numPr>
+          <w:ilvl w:val="0"/>
+          <w:numId w:val="5"/>
+        </w:numPr>
+      </w:pPr>
+      <w:r>
+        <w:t>Shadow</w:t>
+      </w:r>
+    </w:p>
+    <w:p>
+      <w:pPr>
+        <w:pStyle w:val="ListParagraph"/>
+        <w:numPr>
+          <w:ilvl w:val="0"/>
+          <w:numId w:val="5"/>
+        </w:numPr>
+      </w:pPr>
+      <w:r>
+        <w:t>Earth</w:t>
+      </w:r>
+    </w:p>
+    <w:p>
+      <w:pPr>
+        <w:pStyle w:val="ListParagraph"/>
+        <w:numPr>
+          <w:ilvl w:val="0"/>
+          <w:numId w:val="5"/>
+        </w:numPr>
+      </w:pPr>
+      <w:r>
+        <w:t>Water</w:t>
+      </w:r>
+    </w:p>
+    <w:p>
+      <w:pPr>
+        <w:pStyle w:val="ListParagraph"/>
+        <w:numPr>
+          <w:ilvl w:val="0"/>
+          <w:numId w:val="5"/>
+        </w:numPr>
+      </w:pPr>
+      <w:r>
+        <w:t>Fire</w:t>
+      </w:r>
+    </w:p>
+    <w:p>
+      <w:pPr>
+        <w:pStyle w:val="ListParagraph"/>
+        <w:numPr>
+          <w:ilvl w:val="0"/>
+          <w:numId w:val="5"/>
+        </w:numPr>
+      </w:pPr>
+      <w:r>
+        <w:t>Air</w:t>
+      </w:r>
+    </w:p>
+    <w:p>
+      <w:pPr>
+        <w:pStyle w:val="ListParagraph"/>
+        <w:numPr>
+          <w:ilvl w:val="0"/>
+          <w:numId w:val="5"/>
+        </w:numPr>
+      </w:pPr>
+      <w:r>
+        <w:t>Electricity</w:t>
+      </w:r>
+    </w:p>
+    <w:p>
+      <w:pPr>
+        <w:pStyle w:val="ListParagraph"/>
+        <w:numPr>
+          <w:ilvl w:val="0"/>
+          <w:numId w:val="5"/>
+        </w:numPr>
+      </w:pPr>
+      <w:r>
+        <w:t>Life</w:t>
+      </w:r>
+    </w:p>
+    <w:p>
+      <w:pPr>
+        <w:pStyle w:val="ListParagraph"/>
+        <w:numPr>
+          <w:ilvl w:val="0"/>
+          <w:numId w:val="5"/>
+        </w:numPr>
+      </w:pPr>
+      <w:r>
+        <w:lastRenderedPageBreak/>
+        <w:t>Death</w:t>
+      </w:r>
+    </w:p>
+    <w:p>
+      <w:pPr>
+        <w:pStyle w:val="ListParagraph"/>
+        <w:numPr>
+          <w:ilvl w:val="0"/>
+          <w:numId w:val="5"/>
+        </w:numPr>
+      </w:pPr>
+      <w:r>
+        <w:t>Nature</w:t>
+      </w:r>
+    </w:p>
+    <w:p/>
+    <w:p/>
+    <w:p>
+      <w:pPr>
+        <w:pStyle w:val="H3"/>
+      </w:pPr>
       <w:r>
         <w:t>Family</w:t>
       </w:r>
@@ -249,13 +384,24 @@
         <w:tblLook w:val="04A0"/>
       </w:tblPr>
       <w:tblGrid>
-        <w:gridCol w:w="3085"/>
-        <w:gridCol w:w="8651"/>
+        <w:gridCol w:w="392"/>
+        <w:gridCol w:w="4548"/>
+        <w:gridCol w:w="6796"/>
       </w:tblGrid>
       <w:tr>
         <w:tc>
           <w:tcPr>
-            <w:tcW w:w="3085" w:type="dxa"/>
+            <w:tcW w:w="392" w:type="dxa"/>
+          </w:tcPr>
+          <w:p>
+            <w:r>
+              <w:t>1</w:t>
+            </w:r>
+          </w:p>
+        </w:tc>
+        <w:tc>
+          <w:tcPr>
+            <w:tcW w:w="4548" w:type="dxa"/>
           </w:tcPr>
           <w:p>
             <w:r>
@@ -265,7 +411,7 @@
         </w:tc>
         <w:tc>
           <w:tcPr>
-            <w:tcW w:w="8651" w:type="dxa"/>
+            <w:tcW w:w="6796" w:type="dxa"/>
           </w:tcPr>
           <w:p>
             <w:r>
@@ -277,7 +423,17 @@
       <w:tr>
         <w:tc>
           <w:tcPr>
-            <w:tcW w:w="3085" w:type="dxa"/>
+            <w:tcW w:w="392" w:type="dxa"/>
+          </w:tcPr>
+          <w:p>
+            <w:r>
+              <w:t>2</w:t>
+            </w:r>
+          </w:p>
+        </w:tc>
+        <w:tc>
+          <w:tcPr>
+            <w:tcW w:w="4548" w:type="dxa"/>
           </w:tcPr>
           <w:p>
             <w:r>
@@ -287,15 +443,25 @@
         </w:tc>
         <w:tc>
           <w:tcPr>
-            <w:tcW w:w="8651" w:type="dxa"/>
-          </w:tcPr>
-          <w:p/>
-        </w:tc>
-      </w:tr>
-      <w:tr>
-        <w:tc>
-          <w:tcPr>
-            <w:tcW w:w="3085" w:type="dxa"/>
+            <w:tcW w:w="6796" w:type="dxa"/>
+          </w:tcPr>
+          <w:p/>
+        </w:tc>
+      </w:tr>
+      <w:tr>
+        <w:tc>
+          <w:tcPr>
+            <w:tcW w:w="392" w:type="dxa"/>
+          </w:tcPr>
+          <w:p>
+            <w:r>
+              <w:t>3</w:t>
+            </w:r>
+          </w:p>
+        </w:tc>
+        <w:tc>
+          <w:tcPr>
+            <w:tcW w:w="4548" w:type="dxa"/>
           </w:tcPr>
           <w:p>
             <w:r>
@@ -305,7 +471,7 @@
         </w:tc>
         <w:tc>
           <w:tcPr>
-            <w:tcW w:w="8651" w:type="dxa"/>
+            <w:tcW w:w="6796" w:type="dxa"/>
           </w:tcPr>
           <w:p>
             <w:r>
@@ -332,7 +498,17 @@
       <w:tr>
         <w:tc>
           <w:tcPr>
-            <w:tcW w:w="3085" w:type="dxa"/>
+            <w:tcW w:w="392" w:type="dxa"/>
+          </w:tcPr>
+          <w:p>
+            <w:r>
+              <w:t>4</w:t>
+            </w:r>
+          </w:p>
+        </w:tc>
+        <w:tc>
+          <w:tcPr>
+            <w:tcW w:w="4548" w:type="dxa"/>
           </w:tcPr>
           <w:p>
             <w:r>
@@ -342,7 +518,7 @@
         </w:tc>
         <w:tc>
           <w:tcPr>
-            <w:tcW w:w="8651" w:type="dxa"/>
+            <w:tcW w:w="6796" w:type="dxa"/>
           </w:tcPr>
           <w:p>
             <w:r>
@@ -354,18 +530,27 @@
       <w:tr>
         <w:tc>
           <w:tcPr>
-            <w:tcW w:w="3085" w:type="dxa"/>
-          </w:tcPr>
-          <w:p>
-            <w:r>
-              <w:lastRenderedPageBreak/>
+            <w:tcW w:w="392" w:type="dxa"/>
+          </w:tcPr>
+          <w:p>
+            <w:r>
+              <w:t>5</w:t>
+            </w:r>
+          </w:p>
+        </w:tc>
+        <w:tc>
+          <w:tcPr>
+            <w:tcW w:w="4548" w:type="dxa"/>
+          </w:tcPr>
+          <w:p>
+            <w:r>
               <w:t>Amy, younger sister</w:t>
             </w:r>
           </w:p>
         </w:tc>
         <w:tc>
           <w:tcPr>
-            <w:tcW w:w="8651" w:type="dxa"/>
+            <w:tcW w:w="6796" w:type="dxa"/>
           </w:tcPr>
           <w:p>
             <w:r>
@@ -377,7 +562,17 @@
       <w:tr>
         <w:tc>
           <w:tcPr>
-            <w:tcW w:w="3085" w:type="dxa"/>
+            <w:tcW w:w="392" w:type="dxa"/>
+          </w:tcPr>
+          <w:p>
+            <w:r>
+              <w:t>6</w:t>
+            </w:r>
+          </w:p>
+        </w:tc>
+        <w:tc>
+          <w:tcPr>
+            <w:tcW w:w="4548" w:type="dxa"/>
           </w:tcPr>
           <w:p>
             <w:r>
@@ -387,7 +582,7 @@
         </w:tc>
         <w:tc>
           <w:tcPr>
-            <w:tcW w:w="8651" w:type="dxa"/>
+            <w:tcW w:w="6796" w:type="dxa"/>
           </w:tcPr>
           <w:p>
             <w:r>
@@ -399,13 +594,19 @@
       <w:tr>
         <w:tc>
           <w:tcPr>
-            <w:tcW w:w="3085" w:type="dxa"/>
-          </w:tcPr>
-          <w:p/>
-        </w:tc>
-        <w:tc>
-          <w:tcPr>
-            <w:tcW w:w="8651" w:type="dxa"/>
+            <w:tcW w:w="392" w:type="dxa"/>
+          </w:tcPr>
+          <w:p/>
+        </w:tc>
+        <w:tc>
+          <w:tcPr>
+            <w:tcW w:w="4548" w:type="dxa"/>
+          </w:tcPr>
+          <w:p/>
+        </w:tc>
+        <w:tc>
+          <w:tcPr>
+            <w:tcW w:w="6796" w:type="dxa"/>
           </w:tcPr>
           <w:p/>
         </w:tc>
@@ -415,142 +616,7 @@
       <w:pPr>
         <w:pStyle w:val="H3"/>
       </w:pPr>
-      <w:proofErr w:type="spellStart"/>
-      <w:proofErr w:type="gramStart"/>
-      <w:r>
-        <w:t>ss</w:t>
-      </w:r>
-      <w:proofErr w:type="spellEnd"/>
-      <w:proofErr w:type="gramEnd"/>
-    </w:p>
-    <w:p>
-      <w:pPr>
-        <w:pStyle w:val="ListParagraph"/>
-        <w:numPr>
-          <w:ilvl w:val="0"/>
-          <w:numId w:val="5"/>
-        </w:numPr>
-      </w:pPr>
-      <w:r>
-        <w:t>Light</w:t>
-      </w:r>
-    </w:p>
-    <w:p>
-      <w:pPr>
-        <w:pStyle w:val="ListParagraph"/>
-        <w:numPr>
-          <w:ilvl w:val="0"/>
-          <w:numId w:val="5"/>
-        </w:numPr>
-      </w:pPr>
-      <w:r>
-        <w:t>Shadow</w:t>
-      </w:r>
-    </w:p>
-    <w:p>
-      <w:pPr>
-        <w:pStyle w:val="ListParagraph"/>
-        <w:numPr>
-          <w:ilvl w:val="0"/>
-          <w:numId w:val="5"/>
-        </w:numPr>
-      </w:pPr>
-      <w:r>
-        <w:t>Earth</w:t>
-      </w:r>
-    </w:p>
-    <w:p>
-      <w:pPr>
-        <w:pStyle w:val="ListParagraph"/>
-        <w:numPr>
-          <w:ilvl w:val="0"/>
-          <w:numId w:val="5"/>
-        </w:numPr>
-      </w:pPr>
-      <w:r>
-        <w:t>Water</w:t>
-      </w:r>
-    </w:p>
-    <w:p>
-      <w:pPr>
-        <w:pStyle w:val="ListParagraph"/>
-        <w:numPr>
-          <w:ilvl w:val="0"/>
-          <w:numId w:val="5"/>
-        </w:numPr>
-      </w:pPr>
-      <w:r>
-        <w:t>Fire</w:t>
-      </w:r>
-    </w:p>
-    <w:p>
-      <w:pPr>
-        <w:pStyle w:val="ListParagraph"/>
-        <w:numPr>
-          <w:ilvl w:val="0"/>
-          <w:numId w:val="5"/>
-        </w:numPr>
-      </w:pPr>
-      <w:r>
-        <w:t>Air</w:t>
-      </w:r>
-    </w:p>
-    <w:p>
-      <w:pPr>
-        <w:pStyle w:val="ListParagraph"/>
-        <w:numPr>
-          <w:ilvl w:val="0"/>
-          <w:numId w:val="5"/>
-        </w:numPr>
-      </w:pPr>
-      <w:r>
-        <w:t>Electricity</w:t>
-      </w:r>
-    </w:p>
-    <w:p>
-      <w:pPr>
-        <w:pStyle w:val="ListParagraph"/>
-        <w:numPr>
-          <w:ilvl w:val="0"/>
-          <w:numId w:val="5"/>
-        </w:numPr>
-      </w:pPr>
-      <w:r>
-        <w:t>Life</w:t>
-      </w:r>
-    </w:p>
-    <w:p>
-      <w:pPr>
-        <w:pStyle w:val="ListParagraph"/>
-        <w:numPr>
-          <w:ilvl w:val="0"/>
-          <w:numId w:val="5"/>
-        </w:numPr>
-      </w:pPr>
-      <w:r>
-        <w:t>Death</w:t>
-      </w:r>
-    </w:p>
-    <w:p>
-      <w:pPr>
-        <w:pStyle w:val="ListParagraph"/>
-        <w:numPr>
-          <w:ilvl w:val="0"/>
-          <w:numId w:val="5"/>
-        </w:numPr>
-      </w:pPr>
-      <w:r>
-        <w:t>Nature</w:t>
-      </w:r>
-    </w:p>
-    <w:p/>
-    <w:p/>
-    <w:p>
-      <w:pPr>
-        <w:pStyle w:val="H3"/>
-      </w:pPr>
-      <w:r>
-        <w:lastRenderedPageBreak/>
+      <w:r>
         <w:t>Princess cohort</w:t>
       </w:r>
       <w:r>
@@ -706,6 +772,7 @@
           </w:tcPr>
           <w:p>
             <w:r>
+              <w:lastRenderedPageBreak/>
               <w:t>4</w:t>
             </w:r>
           </w:p>
@@ -1047,7 +1114,6 @@
           </w:tcPr>
           <w:p>
             <w:r>
-              <w:lastRenderedPageBreak/>
               <w:t>CTO John Addams</w:t>
             </w:r>
           </w:p>
@@ -1611,7 +1677,7 @@
         <v:path o:extrusionok="f" gradientshapeok="t" o:connecttype="rect"/>
         <o:lock v:ext="edit" aspectratio="t"/>
       </v:shapetype>
-      <v:shape id="_x0000_i1051" type="#_x0000_t75" style="width:138.25pt;height:53.45pt;visibility:visible;mso-wrap-style:square" o:bullet="t">
+      <v:shape id="_x0000_i1031" type="#_x0000_t75" style="width:3in;height:3in;visibility:visible;mso-wrap-style:square" o:bullet="t">
         <v:imagedata r:id="rId1" o:title="MC900065312[1]"/>
       </v:shape>
     </w:pict>
@@ -3177,7 +3243,7 @@
 </file>
 
 <file path=customXml/itemProps1.xml><?xml version="1.0" encoding="utf-8"?>
-<ds:datastoreItem xmlns:ds="http://schemas.openxmlformats.org/officeDocument/2006/customXml" ds:itemID="{381AB0D1-5363-42D1-AC72-EB10C77A362A}">
+<ds:datastoreItem xmlns:ds="http://schemas.openxmlformats.org/officeDocument/2006/customXml" ds:itemID="{77253FCF-4F25-4427-88ED-7F474DFFC1BE}">
   <ds:schemaRefs>
     <ds:schemaRef ds:uri="http://schemas.openxmlformats.org/officeDocument/2006/bibliography"/>
   </ds:schemaRefs>
